--- a/docs/prd/Kai_PRD_v2.3.docx
+++ b/docs/prd/Kai_PRD_v2.3.docx
@@ -3170,7 +3170,7 @@
           <w:szCs w:val="22"/>
           <w:rtl w:val="0"/>
         </w:rPr>
-        <w:t xml:space="preserve">The following are implemented and confirmed operational on the Jetson Orin Nano — except the one row explicitly marked unverified, which is listed here so it is not mistaken for a confirmed capability.</w:t>
+        <w:t xml:space="preserve">The following are implemented and confirmed operational on the robot — heard, watched or measured on the Jetson Orin Nano itself, not inferred from a green test suite.</w:t>
       </w:r>
     </w:p>
     <w:p>
@@ -4477,12 +4477,7 @@
                 <w:szCs w:val="19"/>
                 <w:rtl w:val="0"/>
               </w:rPr>
-              <w:t xml:space="preserve">Hardware — Charging Cable</w:t>
-            </w:r>
-            <w:r>
-              <w:rPr>
-                <w:rtl w:val="0"/>
-              </w:rPr>
+              <w:t xml:space="preserve">Untethered Power — 20V Powerbank</w:t>
             </w:r>
           </w:p>
         </w:tc>
@@ -4517,12 +4512,7 @@
                 <w:szCs w:val="19"/>
                 <w:rtl w:val="0"/>
               </w:rPr>
-              <w:t xml:space="preserve">USB-C to 5.5mm-2.5mm cable (20V) for powerbank connection — cable on hand, powerbank pending.</w:t>
-            </w:r>
-            <w:r>
-              <w:rPr>
-                <w:rtl w:val="0"/>
-              </w:rPr>
+              <w:t xml:space="preserve">Kai runs off a 20V powerbank through the USB-C to 5.5mm-2.5mm cable, with no wall power. This was the last physical dependency on a fixed location.</w:t>
             </w:r>
           </w:p>
         </w:tc>
@@ -4546,32 +4536,19 @@
               <w:jc w:val="center"/>
               <w:rPr/>
             </w:pPr>
-            <w:sdt>
-              <w:sdtPr>
-                <w:id w:val="461919039"/>
-                <w:tag w:val="goog_rdk_12"/>
-              </w:sdtPr>
-              <w:sdtContent>
-                <w:r>
-                  <w:rPr>
-                    <w:rFonts w:ascii="Arial Unicode MS" w:cs="Arial Unicode MS" w:eastAsia="Arial Unicode MS" w:hAnsi="Arial Unicode MS"/>
-                    <w:b w:val="0"/>
-                    <w:bCs w:val="0"/>
-                    <w:i w:val="0"/>
-                    <w:iCs w:val="0"/>
-                    <w:color w:val="2e7d32"/>
-                    <w:sz w:val="19"/>
-                    <w:szCs w:val="19"/>
-                    <w:rtl w:val="0"/>
-                  </w:rPr>
-                  <w:t xml:space="preserve">✅ Cable Ready</w:t>
-                </w:r>
-              </w:sdtContent>
-            </w:sdt>
-            <w:r>
-              <w:rPr>
-                <w:rtl w:val="0"/>
-              </w:rPr>
+            <w:r>
+              <w:rPr>
+                <w:rFonts w:ascii="Arial Unicode MS" w:cs="Arial Unicode MS" w:eastAsia="Arial Unicode MS" w:hAnsi="Arial Unicode MS"/>
+                <w:b w:val="0"/>
+                <w:bCs w:val="0"/>
+                <w:i w:val="0"/>
+                <w:iCs w:val="0"/>
+                <w:color w:val="2e7d32"/>
+                <w:sz w:val="19"/>
+                <w:szCs w:val="19"/>
+                <w:rtl w:val="0"/>
+              </w:rPr>
+              <w:t xml:space="preserve">✅ Confirmed</w:t>
             </w:r>
           </w:p>
         </w:tc>
@@ -4849,7 +4826,7 @@
                 <w:szCs w:val="19"/>
                 <w:rtl w:val="0"/>
               </w:rPr>
-              <w:t xml:space="preserve">Audio Output Chain (USB DAC + PAM8403 + Cavity Speaker)</w:t>
+              <w:t xml:space="preserve">Audio Output Chain (USB DAC + Powered Speaker)</w:t>
             </w:r>
           </w:p>
         </w:tc>
@@ -4884,7 +4861,7 @@
                 <w:szCs w:val="19"/>
                 <w:rtl w:val="0"/>
               </w:rPr>
-              <w:t xml:space="preserve">Output runs Jetson → USB C-Media audio dongle (the DAC) → PAM8403 amplifier → cavity speaker. The dongle's card profile is re-asserted on every start because PulseAudio flips it to S/PDIF unprompted, and suspend-on-idle is disabled so the amp does not drop out between replies.</w:t>
+              <w:t xml:space="preserve">Output runs Jetson → USB C-Media audio dongle (the DAC) → a powered USB speaker on the dongle's 3.5mm jack, the USB lead carrying power only. This replaced the PAM8403 amplifier and cavity speaker: the same audio path, with one self-contained unit in place of an amp board and loose wiring. The software side is unchanged — the dongle's card profile is re-asserted on every start because PulseAudio flips it to S/PDIF unprompted, and suspend-on-idle is disabled so the speaker does not drop out between replies.</w:t>
             </w:r>
           </w:p>
         </w:tc>
@@ -7457,7 +7434,7 @@
                 <w:szCs w:val="19"/>
                 <w:rtl w:val="0"/>
               </w:rPr>
-              <w:t xml:space="preserve">Filler Responses ⚠</w:t>
+              <w:t xml:space="preserve">Filler Responses</w:t>
             </w:r>
           </w:p>
         </w:tc>
@@ -7492,7 +7469,7 @@
                 <w:szCs w:val="19"/>
                 <w:rtl w:val="0"/>
               </w:rPr>
-              <w:t xml:space="preserve">Short spoken openers and stalls, pre-synthesised into a warm cache, to cover the silence while Gemma generates. Code complete and the suite is green — but it has never been verified on the robot: the on-device synthesise-then-transcribe check has still never been run and nothing in the bank has been heard out loud. Listed here for completeness, not as a confirmed capability.</w:t>
+              <w:t xml:space="preserve">Short spoken openers and stalls, pre-synthesised into a warm cache and played the moment a turn starts, so the silence while Gemma generates is filled instead of felt. 40 lines across Tagalog, Cebuano and English. Verified working on the robot. Three bugs found on the first deployed run were fixed on the way here: a prewarm burst that collided with a live reply's synthesis, a cache miss that synthesised live and lengthened the very wait it was covering, and a race that let two fillers talk over each other.</w:t>
             </w:r>
           </w:p>
         </w:tc>
@@ -7528,7 +7505,7 @@
                 <w:szCs w:val="19"/>
                 <w:rtl w:val="0"/>
               </w:rPr>
-              <w:t xml:space="preserve">⚠ Code complete, unverified</w:t>
+              <w:t xml:space="preserve">✅ Confirmed</w:t>
             </w:r>
           </w:p>
         </w:tc>
@@ -7800,7 +7777,7 @@
                 <w:szCs w:val="19"/>
                 <w:rtl w:val="0"/>
               </w:rPr>
-              <w:t xml:space="preserve">Powerbank Connection (20V)</w:t>
+              <w:t xml:space="preserve">Streaming Generation + Per-Sentence TTS</w:t>
             </w:r>
           </w:p>
         </w:tc>
@@ -7835,7 +7812,7 @@
                 <w:szCs w:val="19"/>
                 <w:rtl w:val="0"/>
               </w:rPr>
-              <w:t xml:space="preserve">Connect the 20V powerbank to the Jetson via the USB-C to 5.5mm-2.5mm cable already on hand, to enable fully untethered operation. The cable has been ready since June; the powerbank is still the one physical blocker to an untethered demo.</w:t>
+              <w:t xml:space="preserve">Today a turn is strictly serial: the whole reply is generated, then the whole reply is synthesised, then playback starts. Streaming Ollama's tokens and synthesising sentence by sentence would cut time-to-first-audio to the first sentence only. This is the largest user-visible win available and is the reason the filler bank exists at all.</w:t>
             </w:r>
           </w:p>
         </w:tc>
@@ -7913,7 +7890,7 @@
                 <w:szCs w:val="19"/>
                 <w:rtl w:val="0"/>
               </w:rPr>
-              <w:t xml:space="preserve">Streaming Generation + Per-Sentence TTS</w:t>
+              <w:t xml:space="preserve">Tier 1 Review Tickets — 4 of 8 remaining</w:t>
             </w:r>
           </w:p>
         </w:tc>
@@ -7948,7 +7925,7 @@
                 <w:szCs w:val="19"/>
                 <w:rtl w:val="0"/>
               </w:rPr>
-              <w:t xml:space="preserve">Today a turn is strictly serial: the whole reply is generated, then the whole reply is synthesised, then playback starts. Streaming Ollama's tokens and synthesising sentence by sentence would cut time-to-first-audio to the first sentence only. This is the largest user-visible win available and is the reason the filler bank exists at all.</w:t>
+              <w:t xml:space="preserve">Four are fixed and sitting on their own branches, pending merge: TTS subprocesses outliving shutdown (R7), PD truncation bias (R9), the session lock held across disk I/O (S1), and blanket excepts that hid retrieval failures (S9). Four remain: the firmware/host servo clamp mismatch (R4), per-client dashboard snapshot rebuilds (S2), the 200 Hz idle spin in the main loop (R2), and tests for the camera supervisor (S8) — the only substantial untested module, and the one that decides whether the robot believes it has a camera.</w:t>
             </w:r>
           </w:p>
         </w:tc>
@@ -8026,7 +8003,7 @@
                 <w:szCs w:val="19"/>
                 <w:rtl w:val="0"/>
               </w:rPr>
-              <w:t xml:space="preserve">Verify Filler Responses on the Robot</w:t>
+              <w:t xml:space="preserve">Dashboard Authentication and a Production Server</w:t>
             </w:r>
           </w:p>
         </w:tc>
@@ -8061,7 +8038,7 @@
                 <w:szCs w:val="19"/>
                 <w:rtl w:val="0"/>
               </w:rPr>
-              <w:t xml:space="preserve">Run the on-device synthesise-then-transcribe check, restart the robot onto the current code, and listen. Three bugs from the single deployed run have fixes written but unheard.</w:t>
+              <w:t xml:space="preserve">The dashboard is a Flask development server, unauthenticated, on 0.0.0.0. Anyone on the venue network can silence, blind, restart or puppet the robot. Acceptable on a home LAN, not at an event.</w:t>
             </w:r>
           </w:p>
         </w:tc>
@@ -8097,7 +8074,7 @@
                 <w:szCs w:val="19"/>
                 <w:rtl w:val="0"/>
               </w:rPr>
-              <w:t xml:space="preserve">High</w:t>
+              <w:t xml:space="preserve">High (venue)</w:t>
             </w:r>
           </w:p>
         </w:tc>
@@ -8139,7 +8116,7 @@
                 <w:szCs w:val="19"/>
                 <w:rtl w:val="0"/>
               </w:rPr>
-              <w:t xml:space="preserve">Tier 1 Review Tickets (8)</w:t>
+              <w:t xml:space="preserve">Multilingual Retrieval (Bilingual Phase 2)</w:t>
             </w:r>
           </w:p>
         </w:tc>
@@ -8174,7 +8151,7 @@
                 <w:szCs w:val="19"/>
                 <w:rtl w:val="0"/>
               </w:rPr>
-              <w:t xml:space="preserve">Small, self-contained, individually revertible fixes from the codebase review: TTS subprocesses outliving shutdown, the untested camera supervisor, a firmware/host servo clamp mismatch, per-client dashboard snapshot rebuilds, a 200 Hz idle spin, a lock held across disk I/O, blanket excepts, and PD truncation bias.</w:t>
+              <w:t xml:space="preserve">The embedding model is English-only, so a Tagalog question does not retrieve well from the documents even though speech-to-text and the reply already handle Tagalog.</w:t>
             </w:r>
           </w:p>
         </w:tc>
@@ -8210,7 +8187,7 @@
                 <w:szCs w:val="19"/>
                 <w:rtl w:val="0"/>
               </w:rPr>
-              <w:t xml:space="preserve">High</w:t>
+              <w:t xml:space="preserve">Medium</w:t>
             </w:r>
           </w:p>
         </w:tc>
@@ -8252,7 +8229,7 @@
                 <w:szCs w:val="19"/>
                 <w:rtl w:val="0"/>
               </w:rPr>
-              <w:t xml:space="preserve">Dashboard Authentication and a Production Server</w:t>
+              <w:t xml:space="preserve">Retrieval Threshold and Corpus Split</w:t>
             </w:r>
           </w:p>
         </w:tc>
@@ -8287,7 +8264,7 @@
                 <w:szCs w:val="19"/>
                 <w:rtl w:val="0"/>
               </w:rPr>
-              <w:t xml:space="preserve">The dashboard is a Flask development server, unauthenticated, on 0.0.0.0. Anyone on the venue network can silence, blind, restart or puppet the robot. Acceptable on a home LAN, not at an event.</w:t>
+              <w:t xml:space="preserve">Measured after reindexing: on-topic questions score 0.68–0.81 and off-topic ones 0.51–0.64, so the bands overlap and no single threshold separates them. The 236-chunk writing style guide is 71% of the index and should not be answerable knowledge at all.</w:t>
             </w:r>
           </w:p>
         </w:tc>
@@ -8323,7 +8300,7 @@
                 <w:szCs w:val="19"/>
                 <w:rtl w:val="0"/>
               </w:rPr>
-              <w:t xml:space="preserve">High (venue)</w:t>
+              <w:t xml:space="preserve">Medium</w:t>
             </w:r>
           </w:p>
         </w:tc>
@@ -8365,7 +8342,7 @@
                 <w:szCs w:val="19"/>
                 <w:rtl w:val="0"/>
               </w:rPr>
-              <w:t xml:space="preserve">Multilingual Retrieval (Bilingual Phase 2)</w:t>
+              <w:t xml:space="preserve">Tilt Axis — Wire It or Remove It</w:t>
             </w:r>
           </w:p>
         </w:tc>
@@ -8400,7 +8377,7 @@
                 <w:szCs w:val="19"/>
                 <w:rtl w:val="0"/>
               </w:rPr>
-              <w:t xml:space="preserve">The embedding model is English-only, so a Tagalog question does not retrieve well from the documents even though speech-to-text and the reply already handle Tagalog.</w:t>
+              <w:t xml:space="preserve">The CLI flag, the smoothing, the PD target, the wire format, the dashboard field and the tests all exist for an axis the firmware never attaches a servo to. Decide one way.</w:t>
             </w:r>
           </w:p>
         </w:tc>
@@ -8478,7 +8455,7 @@
                 <w:szCs w:val="19"/>
                 <w:rtl w:val="0"/>
               </w:rPr>
-              <w:t xml:space="preserve">Retrieval Threshold and Corpus Split</w:t>
+              <w:t xml:space="preserve">Speaker and Wiring Housing</w:t>
             </w:r>
           </w:p>
         </w:tc>
@@ -8513,7 +8490,7 @@
                 <w:szCs w:val="19"/>
                 <w:rtl w:val="0"/>
               </w:rPr>
-              <w:t xml:space="preserve">Measured after reindexing: on-topic questions score 0.68–0.81 and off-topic ones 0.51–0.64, so the bands overlap and no single threshold separates them. The 236-chunk writing style guide is 71% of the index and should not be answerable knowledge at all.</w:t>
+              <w:t xml:space="preserve">Postponed. Moving to a powered USB speaker removed the PAM8403 amplifier and its wiring, which is most of what the housing was for. Still open when it is picked back up: the I2S microphone pinout is not recorded in this repository and must be recovered from the running robot before anything is rewired.</w:t>
             </w:r>
           </w:p>
         </w:tc>
@@ -8549,233 +8526,7 @@
                 <w:szCs w:val="19"/>
                 <w:rtl w:val="0"/>
               </w:rPr>
-              <w:t xml:space="preserve">Medium</w:t>
-            </w:r>
-          </w:p>
-        </w:tc>
-      </w:tr>
-      <w:tr>
-        <w:trPr>
-          <w:cantSplit w:val="0"/>
-          <w:tblHeader w:val="0"/>
-        </w:trPr>
-        <w:tc>
-          <w:tcPr>
-            <w:tcBorders>
-              <w:top w:color="dddddd" w:space="0" w:sz="4" w:val="single"/>
-              <w:left w:color="dddddd" w:space="0" w:sz="4" w:val="single"/>
-              <w:bottom w:color="dddddd" w:space="0" w:sz="4" w:val="single"/>
-              <w:right w:color="dddddd" w:space="0" w:sz="4" w:val="single"/>
-            </w:tcBorders>
-            <w:shd w:fill="fff3cd" w:val="clear"/>
-            <w:tcMar>
-              <w:top w:w="80.0" w:type="dxa"/>
-              <w:left w:w="120.0" w:type="dxa"/>
-              <w:bottom w:w="80.0" w:type="dxa"/>
-              <w:right w:w="120.0" w:type="dxa"/>
-            </w:tcMar>
-          </w:tcPr>
-          <w:p>
-            <w:pPr>
-              <w:rPr/>
-            </w:pPr>
-            <w:r>
-              <w:rPr>
-                <w:rFonts w:ascii="Arial" w:cs="Arial" w:eastAsia="Arial" w:hAnsi="Arial"/>
-                <w:b w:val="1"/>
-                <w:bCs w:val="1"/>
-                <w:i w:val="0"/>
-                <w:iCs w:val="0"/>
-                <w:color w:val="000000"/>
-                <w:sz w:val="19"/>
-                <w:szCs w:val="19"/>
-                <w:rtl w:val="0"/>
-              </w:rPr>
-              <w:t xml:space="preserve">Tilt Axis — Wire It or Remove It</w:t>
-            </w:r>
-          </w:p>
-        </w:tc>
-        <w:tc>
-          <w:tcPr>
-            <w:tcBorders>
-              <w:top w:color="dddddd" w:space="0" w:sz="4" w:val="single"/>
-              <w:left w:color="dddddd" w:space="0" w:sz="4" w:val="single"/>
-              <w:bottom w:color="dddddd" w:space="0" w:sz="4" w:val="single"/>
-              <w:right w:color="dddddd" w:space="0" w:sz="4" w:val="single"/>
-            </w:tcBorders>
-            <w:tcMar>
-              <w:top w:w="80.0" w:type="dxa"/>
-              <w:left w:w="120.0" w:type="dxa"/>
-              <w:bottom w:w="80.0" w:type="dxa"/>
-              <w:right w:w="120.0" w:type="dxa"/>
-            </w:tcMar>
-          </w:tcPr>
-          <w:p>
-            <w:pPr>
-              <w:rPr/>
-            </w:pPr>
-            <w:r>
-              <w:rPr>
-                <w:rFonts w:ascii="Arial" w:cs="Arial" w:eastAsia="Arial" w:hAnsi="Arial"/>
-                <w:b w:val="0"/>
-                <w:bCs w:val="0"/>
-                <w:i w:val="0"/>
-                <w:iCs w:val="0"/>
-                <w:color w:val="000000"/>
-                <w:sz w:val="19"/>
-                <w:szCs w:val="19"/>
-                <w:rtl w:val="0"/>
-              </w:rPr>
-              <w:t xml:space="preserve">The CLI flag, the smoothing, the PD target, the wire format, the dashboard field and the tests all exist for an axis the firmware never attaches a servo to. Decide one way.</w:t>
-            </w:r>
-          </w:p>
-        </w:tc>
-        <w:tc>
-          <w:tcPr>
-            <w:tcBorders>
-              <w:top w:color="dddddd" w:space="0" w:sz="4" w:val="single"/>
-              <w:left w:color="dddddd" w:space="0" w:sz="4" w:val="single"/>
-              <w:bottom w:color="dddddd" w:space="0" w:sz="4" w:val="single"/>
-              <w:right w:color="dddddd" w:space="0" w:sz="4" w:val="single"/>
-            </w:tcBorders>
-            <w:tcMar>
-              <w:top w:w="80.0" w:type="dxa"/>
-              <w:left w:w="120.0" w:type="dxa"/>
-              <w:bottom w:w="80.0" w:type="dxa"/>
-              <w:right w:w="120.0" w:type="dxa"/>
-            </w:tcMar>
-          </w:tcPr>
-          <w:p>
-            <w:pPr>
-              <w:jc w:val="center"/>
-              <w:rPr/>
-            </w:pPr>
-            <w:r>
-              <w:rPr>
-                <w:rFonts w:ascii="Arial" w:cs="Arial" w:eastAsia="Arial" w:hAnsi="Arial"/>
-                <w:b w:val="1"/>
-                <w:bCs w:val="1"/>
-                <w:i w:val="0"/>
-                <w:iCs w:val="0"/>
-                <w:color w:val="e65100"/>
-                <w:sz w:val="19"/>
-                <w:szCs w:val="19"/>
-                <w:rtl w:val="0"/>
-              </w:rPr>
-              <w:t xml:space="preserve">Medium</w:t>
-            </w:r>
-          </w:p>
-        </w:tc>
-      </w:tr>
-      <w:tr>
-        <w:trPr>
-          <w:cantSplit w:val="0"/>
-          <w:tblHeader w:val="0"/>
-        </w:trPr>
-        <w:tc>
-          <w:tcPr>
-            <w:tcBorders>
-              <w:top w:color="dddddd" w:space="0" w:sz="4" w:val="single"/>
-              <w:left w:color="dddddd" w:space="0" w:sz="4" w:val="single"/>
-              <w:bottom w:color="dddddd" w:space="0" w:sz="4" w:val="single"/>
-              <w:right w:color="dddddd" w:space="0" w:sz="4" w:val="single"/>
-            </w:tcBorders>
-            <w:shd w:fill="fff3cd" w:val="clear"/>
-            <w:tcMar>
-              <w:top w:w="80.0" w:type="dxa"/>
-              <w:left w:w="120.0" w:type="dxa"/>
-              <w:bottom w:w="80.0" w:type="dxa"/>
-              <w:right w:w="120.0" w:type="dxa"/>
-            </w:tcMar>
-          </w:tcPr>
-          <w:p>
-            <w:pPr>
-              <w:rPr/>
-            </w:pPr>
-            <w:r>
-              <w:rPr>
-                <w:rFonts w:ascii="Arial" w:cs="Arial" w:eastAsia="Arial" w:hAnsi="Arial"/>
-                <w:b w:val="1"/>
-                <w:bCs w:val="1"/>
-                <w:i w:val="0"/>
-                <w:iCs w:val="0"/>
-                <w:color w:val="000000"/>
-                <w:sz w:val="19"/>
-                <w:szCs w:val="19"/>
-                <w:rtl w:val="0"/>
-              </w:rPr>
-              <w:t xml:space="preserve">Speaker and Wiring Housing</w:t>
-            </w:r>
-          </w:p>
-        </w:tc>
-        <w:tc>
-          <w:tcPr>
-            <w:tcBorders>
-              <w:top w:color="dddddd" w:space="0" w:sz="4" w:val="single"/>
-              <w:left w:color="dddddd" w:space="0" w:sz="4" w:val="single"/>
-              <w:bottom w:color="dddddd" w:space="0" w:sz="4" w:val="single"/>
-              <w:right w:color="dddddd" w:space="0" w:sz="4" w:val="single"/>
-            </w:tcBorders>
-            <w:tcMar>
-              <w:top w:w="80.0" w:type="dxa"/>
-              <w:left w:w="120.0" w:type="dxa"/>
-              <w:bottom w:w="80.0" w:type="dxa"/>
-              <w:right w:w="120.0" w:type="dxa"/>
-            </w:tcMar>
-          </w:tcPr>
-          <w:p>
-            <w:pPr>
-              <w:rPr/>
-            </w:pPr>
-            <w:r>
-              <w:rPr>
-                <w:rFonts w:ascii="Arial" w:cs="Arial" w:eastAsia="Arial" w:hAnsi="Arial"/>
-                <w:b w:val="0"/>
-                <w:bCs w:val="0"/>
-                <w:i w:val="0"/>
-                <w:iCs w:val="0"/>
-                <w:color w:val="000000"/>
-                <w:sz w:val="19"/>
-                <w:szCs w:val="19"/>
-                <w:rtl w:val="0"/>
-              </w:rPr>
-              <w:t xml:space="preserve">Physical housing and cable management for the speaker, amplifier, DAC and internal wiring, to clean up the build and protect the connections. Also: the I2S microphone pinout is not recorded in the repository and must be recovered from the running robot before any rewiring.</w:t>
-            </w:r>
-          </w:p>
-        </w:tc>
-        <w:tc>
-          <w:tcPr>
-            <w:tcBorders>
-              <w:top w:color="dddddd" w:space="0" w:sz="4" w:val="single"/>
-              <w:left w:color="dddddd" w:space="0" w:sz="4" w:val="single"/>
-              <w:bottom w:color="dddddd" w:space="0" w:sz="4" w:val="single"/>
-              <w:right w:color="dddddd" w:space="0" w:sz="4" w:val="single"/>
-            </w:tcBorders>
-            <w:tcMar>
-              <w:top w:w="80.0" w:type="dxa"/>
-              <w:left w:w="120.0" w:type="dxa"/>
-              <w:bottom w:w="80.0" w:type="dxa"/>
-              <w:right w:w="120.0" w:type="dxa"/>
-            </w:tcMar>
-          </w:tcPr>
-          <w:p>
-            <w:pPr>
-              <w:jc w:val="center"/>
-              <w:rPr/>
-            </w:pPr>
-            <w:r>
-              <w:rPr>
-                <w:rFonts w:ascii="Arial" w:cs="Arial" w:eastAsia="Arial" w:hAnsi="Arial"/>
-                <w:b w:val="1"/>
-                <w:bCs w:val="1"/>
-                <w:i w:val="0"/>
-                <w:iCs w:val="0"/>
-                <w:color w:val="e65100"/>
-                <w:sz w:val="19"/>
-                <w:szCs w:val="19"/>
-                <w:rtl w:val="0"/>
-              </w:rPr>
-              <w:t xml:space="preserve">Medium</w:t>
+              <w:t xml:space="preserve">Postponed</w:t>
             </w:r>
           </w:p>
         </w:tc>
@@ -10388,7 +10139,7 @@
                 <w:szCs w:val="18"/>
                 <w:rtl w:val="0"/>
               </w:rPr>
-              <w:t xml:space="preserve">Reconciled the document against the actual codebase (CHANGELOG.md, docs/plan/, docs/tickets/) rather than recollection. Corrected the communication architecture throughout: the robot link is 115200-baud USB serial to an Arduino acting as a 5V level bridge, not Wi-Fi/UDP — §2.3, §3.1, §5.2, §6.2, §7.1 and §10 all said otherwise. Corrected the shipping TTS voice (en_US-hfc_female-medium, not lessac) and the Whisper model (base). Added Done entries for the hands-free wake-word chain, the session state machine, the startup greeting, DEVCON retrieval hardening, delivery shaping, bilingual phase 1, latency instrumentation, the 1,180-test suite, the documentation set and the Apache-2.0 release; filler responses recorded as code-complete but unverified on hardware. Rewrote the backlog around streaming TTS and the codebase-review tickets, corrected the performance targets to measured values, replaced the FPS/latency objectives with what the system actually does, and added the 8 GB memory ceiling, the unauthenticated dashboard and the absence of echo cancellation as first-class constraints.</w:t>
+              <w:t xml:space="preserve">Reconciled the document against the actual codebase (CHANGELOG.md, docs/plan/, docs/tickets/) rather than recollection. Corrected the communication architecture throughout: the robot link is 115200-baud USB serial to an Arduino acting as a 5V level bridge, not Wi-Fi/UDP — §2.3, §3.1, §5.2, §6.2, §7.1 and §10 all said otherwise. Corrected the shipping TTS voice (en_US-hfc_female-medium, not lessac) and the Whisper model (base). Added Done entries for the hands-free wake-word chain, the session state machine, the startup greeting, DEVCON retrieval hardening, delivery shaping, bilingual phase 1, latency instrumentation, the 1,180-test suite, the documentation set and the Apache-2.0 release. Rewrote the backlog around streaming TTS and the codebase-review tickets, corrected the performance targets to measured values, replaced the FPS/latency objectives with what the system actually does, and added the 8 GB memory ceiling, the unauthenticated dashboard and the absence of echo cancellation as first-class constraints. Four hardware and delivery updates from the team landed in the same revision: the 20V powerbank works and Kai now runs untethered; filler responses are verified on the robot; four of the eight Tier 1 review tickets (R7, R9, S1, S9) are fixed and awaiting merge; and the PAM8403 amplifier and cavity speaker were replaced by a powered USB speaker, which postpones the speaker-housing work.</w:t>
             </w:r>
           </w:p>
         </w:tc>
@@ -20516,12 +20267,7 @@
                 <w:szCs w:val="19"/>
                 <w:rtl w:val="0"/>
               </w:rPr>
-              <w:t xml:space="preserve">USB-C to 5.5mm-2.5mm (20V) — for powerbank</w:t>
-            </w:r>
-            <w:r>
-              <w:rPr>
-                <w:rtl w:val="0"/>
-              </w:rPr>
+              <w:t xml:space="preserve">USB-C to 5.5mm-2.5mm (20V) — powerbank to Jetson</w:t>
             </w:r>
           </w:p>
         </w:tc>
@@ -20545,32 +20291,19 @@
               <w:jc w:val="center"/>
               <w:rPr/>
             </w:pPr>
-            <w:sdt>
-              <w:sdtPr>
-                <w:id w:val="204350508"/>
-                <w:tag w:val="goog_rdk_27"/>
-              </w:sdtPr>
-              <w:sdtContent>
-                <w:r>
-                  <w:rPr>
-                    <w:rFonts w:ascii="Arial Unicode MS" w:cs="Arial Unicode MS" w:eastAsia="Arial Unicode MS" w:hAnsi="Arial Unicode MS"/>
-                    <w:b w:val="1"/>
-                    <w:bCs w:val="1"/>
-                    <w:i w:val="0"/>
-                    <w:iCs w:val="0"/>
-                    <w:color w:val="2e7d32"/>
-                    <w:sz w:val="19"/>
-                    <w:szCs w:val="19"/>
-                    <w:rtl w:val="0"/>
-                  </w:rPr>
-                  <w:t xml:space="preserve">✅ Cable Ready</w:t>
-                </w:r>
-              </w:sdtContent>
-            </w:sdt>
-            <w:r>
-              <w:rPr>
-                <w:rtl w:val="0"/>
-              </w:rPr>
+            <w:r>
+              <w:rPr>
+                <w:rFonts w:ascii="Arial Unicode MS" w:cs="Arial Unicode MS" w:eastAsia="Arial Unicode MS" w:hAnsi="Arial Unicode MS"/>
+                <w:b w:val="1"/>
+                <w:bCs w:val="1"/>
+                <w:i w:val="0"/>
+                <w:iCs w:val="0"/>
+                <w:color w:val="2e7d32"/>
+                <w:sz w:val="19"/>
+                <w:szCs w:val="19"/>
+                <w:rtl w:val="0"/>
+              </w:rPr>
+              <w:t xml:space="preserve">✅ In use</w:t>
             </w:r>
           </w:p>
         </w:tc>
@@ -20652,12 +20385,7 @@
                 <w:szCs w:val="19"/>
                 <w:rtl w:val="0"/>
               </w:rPr>
-              <w:t xml:space="preserve">20V powerbank for untethered operation</w:t>
-            </w:r>
-            <w:r>
-              <w:rPr>
-                <w:rtl w:val="0"/>
-              </w:rPr>
+              <w:t xml:space="preserve">20V powerbank — Kai runs untethered on it, no wall power</w:t>
             </w:r>
           </w:p>
         </w:tc>
@@ -20681,32 +20409,19 @@
               <w:jc w:val="center"/>
               <w:rPr/>
             </w:pPr>
-            <w:sdt>
-              <w:sdtPr>
-                <w:id w:val="1702125506"/>
-                <w:tag w:val="goog_rdk_28"/>
-              </w:sdtPr>
-              <w:sdtContent>
-                <w:r>
-                  <w:rPr>
-                    <w:rFonts w:ascii="Arial Unicode MS" w:cs="Arial Unicode MS" w:eastAsia="Arial Unicode MS" w:hAnsi="Arial Unicode MS"/>
-                    <w:b w:val="1"/>
-                    <w:bCs w:val="1"/>
-                    <w:i w:val="0"/>
-                    <w:iCs w:val="0"/>
-                    <w:color w:val="e65100"/>
-                    <w:sz w:val="19"/>
-                    <w:szCs w:val="19"/>
-                    <w:rtl w:val="0"/>
-                  </w:rPr>
-                  <w:t xml:space="preserve">⏳ Pending</w:t>
-                </w:r>
-              </w:sdtContent>
-            </w:sdt>
-            <w:r>
-              <w:rPr>
-                <w:rtl w:val="0"/>
-              </w:rPr>
+            <w:r>
+              <w:rPr>
+                <w:rFonts w:ascii="Arial Unicode MS" w:cs="Arial Unicode MS" w:eastAsia="Arial Unicode MS" w:hAnsi="Arial Unicode MS"/>
+                <w:b w:val="1"/>
+                <w:bCs w:val="1"/>
+                <w:i w:val="0"/>
+                <w:iCs w:val="0"/>
+                <w:color w:val="e65100"/>
+                <w:sz w:val="19"/>
+                <w:szCs w:val="19"/>
+                <w:rtl w:val="0"/>
+              </w:rPr>
+              <w:t xml:space="preserve">✅ Verified</w:t>
             </w:r>
           </w:p>
         </w:tc>
@@ -20906,7 +20621,7 @@
                 <w:szCs w:val="19"/>
                 <w:rtl w:val="0"/>
               </w:rPr>
-              <w:t xml:space="preserve">USB C-Media audio dongle (DAC) → PAM8403 amplifier → cavity speaker</w:t>
+              <w:t xml:space="preserve">USB C-Media audio dongle (DAC) → powered USB speaker on the dongle's 3.5mm jack (USB for power only). Replaced the PAM8403 amplifier and cavity speaker.</w:t>
             </w:r>
           </w:p>
         </w:tc>
@@ -26378,7 +26093,7 @@
                 <w:szCs w:val="19"/>
                 <w:rtl w:val="0"/>
               </w:rPr>
-              <w:t xml:space="preserve">Run the on-device synthesise-then-transcribe check, then listen through a real session</w:t>
+              <w:t xml:space="preserve">Listen through a real session; confirm no filler synthesises live and none overlap</w:t>
             </w:r>
           </w:p>
         </w:tc>
@@ -26414,7 +26129,7 @@
                 <w:szCs w:val="19"/>
                 <w:rtl w:val="0"/>
               </w:rPr>
-              <w:t xml:space="preserve">❌ Not started — the check has never been run</w:t>
+              <w:t xml:space="preserve">✅ Done — verified on the robot</w:t>
             </w:r>
           </w:p>
         </w:tc>
@@ -26451,6 +26166,191 @@
                 <w:rtl w:val="0"/>
               </w:rPr>
               <w:t xml:space="preserve">Ph 2</w:t>
+            </w:r>
+          </w:p>
+        </w:tc>
+      </w:tr>
+      <w:tr>
+        <w:trPr>
+          <w:cantSplit w:val="0"/>
+          <w:tblHeader w:val="0"/>
+        </w:trPr>
+        <w:tc>
+          <w:tcPr>
+            <w:tcBorders>
+              <w:top w:color="dddddd" w:space="0" w:sz="4" w:val="single"/>
+              <w:left w:color="dddddd" w:space="0" w:sz="4" w:val="single"/>
+              <w:bottom w:color="dddddd" w:space="0" w:sz="4" w:val="single"/>
+              <w:right w:color="dddddd" w:space="0" w:sz="4" w:val="single"/>
+            </w:tcBorders>
+            <w:shd w:fill="f4f4f4" w:val="clear"/>
+            <w:tcMar>
+              <w:top w:w="70.0" w:type="dxa"/>
+              <w:left w:w="80.0" w:type="dxa"/>
+              <w:bottom w:w="70.0" w:type="dxa"/>
+              <w:right w:w="80.0" w:type="dxa"/>
+            </w:tcMar>
+          </w:tcPr>
+          <w:p>
+            <w:pPr>
+              <w:jc w:val="center"/>
+              <w:rPr/>
+            </w:pPr>
+            <w:r>
+              <w:rPr>
+                <w:rFonts w:ascii="Arial" w:cs="Arial" w:eastAsia="Arial" w:hAnsi="Arial"/>
+                <w:b w:val="1"/>
+                <w:bCs w:val="1"/>
+                <w:i w:val="0"/>
+                <w:iCs w:val="0"/>
+                <w:color w:val="000000"/>
+                <w:sz w:val="19"/>
+                <w:szCs w:val="19"/>
+                <w:rtl w:val="0"/>
+              </w:rPr>
+              <w:t xml:space="preserve">AC-15</w:t>
+            </w:r>
+          </w:p>
+        </w:tc>
+        <w:tc>
+          <w:tcPr>
+            <w:tcBorders>
+              <w:top w:color="dddddd" w:space="0" w:sz="4" w:val="single"/>
+              <w:left w:color="dddddd" w:space="0" w:sz="4" w:val="single"/>
+              <w:bottom w:color="dddddd" w:space="0" w:sz="4" w:val="single"/>
+              <w:right w:color="dddddd" w:space="0" w:sz="4" w:val="single"/>
+            </w:tcBorders>
+            <w:tcMar>
+              <w:top w:w="70.0" w:type="dxa"/>
+              <w:left w:w="100.0" w:type="dxa"/>
+              <w:bottom w:w="70.0" w:type="dxa"/>
+              <w:right w:w="100.0" w:type="dxa"/>
+            </w:tcMar>
+          </w:tcPr>
+          <w:p>
+            <w:pPr>
+              <w:rPr/>
+            </w:pPr>
+            <w:r>
+              <w:rPr>
+                <w:rFonts w:ascii="Arial" w:cs="Arial" w:eastAsia="Arial" w:hAnsi="Arial"/>
+                <w:b w:val="0"/>
+                <w:bCs w:val="0"/>
+                <w:i w:val="0"/>
+                <w:iCs w:val="0"/>
+                <w:color w:val="000000"/>
+                <w:sz w:val="19"/>
+                <w:szCs w:val="19"/>
+                <w:rtl w:val="0"/>
+              </w:rPr>
+              <w:t xml:space="preserve">Kai runs untethered on battery</w:t>
+            </w:r>
+          </w:p>
+        </w:tc>
+        <w:tc>
+          <w:tcPr>
+            <w:tcBorders>
+              <w:top w:color="dddddd" w:space="0" w:sz="4" w:val="single"/>
+              <w:left w:color="dddddd" w:space="0" w:sz="4" w:val="single"/>
+              <w:bottom w:color="dddddd" w:space="0" w:sz="4" w:val="single"/>
+              <w:right w:color="dddddd" w:space="0" w:sz="4" w:val="single"/>
+            </w:tcBorders>
+            <w:tcMar>
+              <w:top w:w="70.0" w:type="dxa"/>
+              <w:left w:w="100.0" w:type="dxa"/>
+              <w:bottom w:w="70.0" w:type="dxa"/>
+              <w:right w:w="100.0" w:type="dxa"/>
+            </w:tcMar>
+          </w:tcPr>
+          <w:p>
+            <w:pPr>
+              <w:rPr/>
+            </w:pPr>
+            <w:r>
+              <w:rPr>
+                <w:rFonts w:ascii="Arial" w:cs="Arial" w:eastAsia="Arial" w:hAnsi="Arial"/>
+                <w:b w:val="0"/>
+                <w:bCs w:val="0"/>
+                <w:i w:val="0"/>
+                <w:iCs w:val="0"/>
+                <w:color w:val="000000"/>
+                <w:sz w:val="19"/>
+                <w:szCs w:val="19"/>
+                <w:rtl w:val="0"/>
+              </w:rPr>
+              <w:t xml:space="preserve">Run a full session off the 20V powerbank with no wall power</w:t>
+            </w:r>
+          </w:p>
+        </w:tc>
+        <w:tc>
+          <w:tcPr>
+            <w:tcBorders>
+              <w:top w:color="dddddd" w:space="0" w:sz="4" w:val="single"/>
+              <w:left w:color="dddddd" w:space="0" w:sz="4" w:val="single"/>
+              <w:bottom w:color="dddddd" w:space="0" w:sz="4" w:val="single"/>
+              <w:right w:color="dddddd" w:space="0" w:sz="4" w:val="single"/>
+            </w:tcBorders>
+            <w:tcMar>
+              <w:top w:w="70.0" w:type="dxa"/>
+              <w:left w:w="100.0" w:type="dxa"/>
+              <w:bottom w:w="70.0" w:type="dxa"/>
+              <w:right w:w="100.0" w:type="dxa"/>
+            </w:tcMar>
+          </w:tcPr>
+          <w:p>
+            <w:pPr>
+              <w:jc w:val="center"/>
+              <w:rPr/>
+            </w:pPr>
+            <w:r>
+              <w:rPr>
+                <w:rFonts w:ascii="Arial" w:cs="Arial" w:eastAsia="Arial" w:hAnsi="Arial"/>
+                <w:b w:val="0"/>
+                <w:bCs w:val="0"/>
+                <w:i w:val="0"/>
+                <w:iCs w:val="0"/>
+                <w:color w:val="555555"/>
+                <w:sz w:val="19"/>
+                <w:szCs w:val="19"/>
+                <w:rtl w:val="0"/>
+              </w:rPr>
+              <w:t xml:space="preserve">✅ Done</w:t>
+            </w:r>
+          </w:p>
+        </w:tc>
+        <w:tc>
+          <w:tcPr>
+            <w:tcBorders>
+              <w:top w:color="dddddd" w:space="0" w:sz="4" w:val="single"/>
+              <w:left w:color="dddddd" w:space="0" w:sz="4" w:val="single"/>
+              <w:bottom w:color="dddddd" w:space="0" w:sz="4" w:val="single"/>
+              <w:right w:color="dddddd" w:space="0" w:sz="4" w:val="single"/>
+            </w:tcBorders>
+            <w:tcMar>
+              <w:top w:w="70.0" w:type="dxa"/>
+              <w:left w:w="80.0" w:type="dxa"/>
+              <w:bottom w:w="70.0" w:type="dxa"/>
+              <w:right w:w="80.0" w:type="dxa"/>
+            </w:tcMar>
+          </w:tcPr>
+          <w:p>
+            <w:pPr>
+              <w:jc w:val="center"/>
+              <w:rPr/>
+            </w:pPr>
+            <w:r>
+              <w:rPr>
+                <w:rFonts w:ascii="Arial" w:cs="Arial" w:eastAsia="Arial" w:hAnsi="Arial"/>
+                <w:b w:val="0"/>
+                <w:bCs w:val="0"/>
+                <w:i w:val="0"/>
+                <w:iCs w:val="0"/>
+                <w:color w:val="000000"/>
+                <w:sz w:val="19"/>
+                <w:szCs w:val="19"/>
+                <w:rtl w:val="0"/>
+              </w:rPr>
+              <w:t xml:space="preserve">Ph 1</w:t>
             </w:r>
           </w:p>
         </w:tc>
@@ -27401,12 +27301,7 @@
                 <w:szCs w:val="19"/>
                 <w:rtl w:val="0"/>
               </w:rPr>
-              <w:t xml:space="preserve">Powerbank insufficient to sustain Jetson at 15 W under load</w:t>
-            </w:r>
-            <w:r>
-              <w:rPr>
-                <w:rtl w:val="0"/>
-              </w:rPr>
+              <w:t xml:space="preserve">Battery runtime falls short of a full event day</w:t>
             </w:r>
           </w:p>
         </w:tc>
@@ -27444,11 +27339,6 @@
               </w:rPr>
               <w:t xml:space="preserve">Medium</w:t>
             </w:r>
-            <w:r>
-              <w:rPr>
-                <w:rtl w:val="0"/>
-              </w:rPr>
-            </w:r>
           </w:p>
         </w:tc>
         <w:tc>
@@ -27483,12 +27373,7 @@
                 <w:szCs w:val="19"/>
                 <w:rtl w:val="0"/>
               </w:rPr>
-              <w:t xml:space="preserve">High</w:t>
-            </w:r>
-            <w:r>
-              <w:rPr>
-                <w:rtl w:val="0"/>
-              </w:rPr>
+              <w:t xml:space="preserve">Medium</w:t>
             </w:r>
           </w:p>
         </w:tc>
@@ -27523,12 +27408,7 @@
                 <w:szCs w:val="19"/>
                 <w:rtl w:val="0"/>
               </w:rPr>
-              <w:t xml:space="preserve">Measure actual draw early with powerbank connected; verify USB-PD output matches Jetson input spec (20V).</w:t>
-            </w:r>
-            <w:r>
-              <w:rPr>
-                <w:rtl w:val="0"/>
-              </w:rPr>
+              <w:t xml:space="preserve">The 20V powerbank runs the robot untethered today. Measure actual runtime against the length of a real session before relying on it unattended, and keep the wall supply reachable at events.</w:t>
             </w:r>
           </w:p>
         </w:tc>
@@ -27844,7 +27724,7 @@
                 <w:szCs w:val="19"/>
                 <w:rtl w:val="0"/>
               </w:rPr>
-              <w:t xml:space="preserve">Reply length is capped, every stage is measured, and filler lines cover the gap — but the filler bank is itself unverified on hardware. Streaming synthesis is the structural fix.</w:t>
+              <w:t xml:space="preserve">Reply length is capped, every stage is measured, and filler lines now cover the gap on the robot. That masks the wait rather than removing it; streaming synthesis is the structural fix.</w:t>
             </w:r>
           </w:p>
         </w:tc>
@@ -28624,7 +28504,7 @@
                 <w:szCs w:val="19"/>
                 <w:rtl w:val="0"/>
               </w:rPr>
-              <w:t xml:space="preserve">This has a documented history here — filler responses are the current example. Nothing that touches audio, servos or the camera is treated as done on a green suite alone.</w:t>
+              <w:t xml:space="preserve">This has a documented history here: filler responses passed a green suite and then exposed three real bugs on their first run on the robot. Nothing that touches audio, servos or the camera is treated as done on a green suite alone.</w:t>
             </w:r>
           </w:p>
         </w:tc>
@@ -29309,7 +29189,7 @@
                 <w:szCs w:val="22"/>
                 <w:rtl w:val="0"/>
               </w:rPr>
-              <w:t xml:space="preserve">Status: Shipped and running live (v2.3). Kai is a robot you can talk to. gemma2:2b runs alongside the face tracking pipeline on the Jetson, pinned in GPU memory. Voice input via faster-whisper and the INMP441 I2S microphone, with English/Tagalog auto-detection. Voice output via Piper through a USB DAC, a PAM8403 amplifier and the cavity speaker, with the jaw driven by the measured audio length. Hands-free entry through a three-tier wake-word chain, VAD turn-taking and a session state machine that ends the conversation itself. Answers come from Kai's own documents through offline retrieval. Persona is editable without a restart. Fully offline, no cloud. What remains in this phase is latency: streaming generation and per-sentence synthesis (§3.2).</w:t>
+              <w:t xml:space="preserve">Status: Shipped and running live (v2.3). Kai is a robot you can talk to. gemma2:2b runs alongside the face tracking pipeline on the Jetson, pinned in GPU memory. Voice input via faster-whisper and the INMP441 I2S microphone, with English/Tagalog auto-detection. Voice output via Piper through a USB DAC into a powered USB speaker, with the jaw driven by the measured audio length, and pre-synthesised filler lines covering the gap while the model generates. Hands-free entry through a three-tier wake-word chain, VAD turn-taking and a session state machine that ends the conversation itself. Answers come from Kai's own documents through offline retrieval. Persona is editable without a restart. Fully offline, no cloud. What remains in this phase is latency: streaming generation and per-sentence synthesis (§3.2).</w:t>
             </w:r>
           </w:p>
         </w:tc>
